--- a/report/assignment-2/Object_Detection_with_a_Pretrained_Backbone.docx
+++ b/report/assignment-2/Object_Detection_with_a_Pretrained_Backbone.docx
@@ -322,6 +322,15 @@
     </w:sdt>
     <w:sdt>
       <w:sdtPr>
+        <w:rPr>
+          <w:rFonts w:asciiTheme="minorHAnsi" w:eastAsiaTheme="minorHAnsi" w:hAnsiTheme="minorHAnsi" w:cstheme="minorBidi"/>
+          <w:color w:val="auto"/>
+          <w:kern w:val="2"/>
+          <w:sz w:val="24"/>
+          <w:szCs w:val="24"/>
+          <w:lang w:eastAsia="en-US"/>
+          <w14:ligatures w14:val="standardContextual"/>
+        </w:rPr>
         <w:id w:val="2120869821"/>
         <w:docPartObj>
           <w:docPartGallery w:val="Table of Contents"/>
@@ -330,15 +339,8 @@
       </w:sdtPr>
       <w:sdtEndPr>
         <w:rPr>
-          <w:rFonts w:asciiTheme="minorHAnsi" w:eastAsiaTheme="minorHAnsi" w:hAnsiTheme="minorHAnsi" w:cstheme="minorBidi"/>
           <w:b/>
           <w:bCs/>
-          <w:color w:val="auto"/>
-          <w:kern w:val="2"/>
-          <w:sz w:val="24"/>
-          <w:szCs w:val="24"/>
-          <w:lang w:eastAsia="en-US"/>
-          <w14:ligatures w14:val="standardContextual"/>
         </w:rPr>
       </w:sdtEndPr>
       <w:sdtContent>
@@ -351,6 +353,17 @@
           </w:r>
         </w:p>
         <w:p>
+          <w:pPr>
+            <w:pStyle w:val="TOC1"/>
+            <w:tabs>
+              <w:tab w:val="right" w:leader="dot" w:pos="9016"/>
+            </w:tabs>
+            <w:rPr>
+              <w:rFonts w:eastAsiaTheme="minorEastAsia"/>
+              <w:noProof/>
+              <w:lang w:eastAsia="en-GB"/>
+            </w:rPr>
+          </w:pPr>
           <w:r>
             <w:fldChar w:fldCharType="begin"/>
           </w:r>
@@ -360,14 +373,1199 @@
           <w:r>
             <w:fldChar w:fldCharType="separate"/>
           </w:r>
-          <w:r>
+          <w:hyperlink w:anchor="_Toc226885939" w:history="1">
+            <w:r>
+              <w:rPr>
+                <w:rStyle w:val="Hyperlink"/>
+                <w:noProof/>
+              </w:rPr>
+              <w:t>1. Task and Data</w:t>
+            </w:r>
+            <w:r>
+              <w:rPr>
+                <w:noProof/>
+                <w:webHidden/>
+              </w:rPr>
+              <w:tab/>
+            </w:r>
+            <w:r>
+              <w:rPr>
+                <w:noProof/>
+                <w:webHidden/>
+              </w:rPr>
+              <w:fldChar w:fldCharType="begin"/>
+            </w:r>
+            <w:r>
+              <w:rPr>
+                <w:noProof/>
+                <w:webHidden/>
+              </w:rPr>
+              <w:instrText xml:space="preserve"> PAGEREF _Toc226885939 \h </w:instrText>
+            </w:r>
+            <w:r>
+              <w:rPr>
+                <w:noProof/>
+                <w:webHidden/>
+              </w:rPr>
+            </w:r>
+            <w:r>
+              <w:rPr>
+                <w:noProof/>
+                <w:webHidden/>
+              </w:rPr>
+              <w:fldChar w:fldCharType="separate"/>
+            </w:r>
+            <w:r>
+              <w:rPr>
+                <w:noProof/>
+                <w:webHidden/>
+              </w:rPr>
+              <w:t>2</w:t>
+            </w:r>
+            <w:r>
+              <w:rPr>
+                <w:noProof/>
+                <w:webHidden/>
+              </w:rPr>
+              <w:fldChar w:fldCharType="end"/>
+            </w:r>
+          </w:hyperlink>
+        </w:p>
+        <w:p>
+          <w:pPr>
+            <w:pStyle w:val="TOC1"/>
+            <w:tabs>
+              <w:tab w:val="right" w:leader="dot" w:pos="9016"/>
+            </w:tabs>
             <w:rPr>
-              <w:b/>
-              <w:bCs/>
+              <w:rFonts w:eastAsiaTheme="minorEastAsia"/>
               <w:noProof/>
+              <w:lang w:eastAsia="en-GB"/>
             </w:rPr>
-            <w:t>No table of contents entries found.</w:t>
-          </w:r>
+          </w:pPr>
+          <w:hyperlink w:anchor="_Toc226885940" w:history="1">
+            <w:r>
+              <w:rPr>
+                <w:rStyle w:val="Hyperlink"/>
+                <w:noProof/>
+              </w:rPr>
+              <w:t>2. Model Designs</w:t>
+            </w:r>
+            <w:r>
+              <w:rPr>
+                <w:noProof/>
+                <w:webHidden/>
+              </w:rPr>
+              <w:tab/>
+            </w:r>
+            <w:r>
+              <w:rPr>
+                <w:noProof/>
+                <w:webHidden/>
+              </w:rPr>
+              <w:fldChar w:fldCharType="begin"/>
+            </w:r>
+            <w:r>
+              <w:rPr>
+                <w:noProof/>
+                <w:webHidden/>
+              </w:rPr>
+              <w:instrText xml:space="preserve"> PAGEREF _Toc226885940 \h </w:instrText>
+            </w:r>
+            <w:r>
+              <w:rPr>
+                <w:noProof/>
+                <w:webHidden/>
+              </w:rPr>
+            </w:r>
+            <w:r>
+              <w:rPr>
+                <w:noProof/>
+                <w:webHidden/>
+              </w:rPr>
+              <w:fldChar w:fldCharType="separate"/>
+            </w:r>
+            <w:r>
+              <w:rPr>
+                <w:noProof/>
+                <w:webHidden/>
+              </w:rPr>
+              <w:t>2</w:t>
+            </w:r>
+            <w:r>
+              <w:rPr>
+                <w:noProof/>
+                <w:webHidden/>
+              </w:rPr>
+              <w:fldChar w:fldCharType="end"/>
+            </w:r>
+          </w:hyperlink>
+        </w:p>
+        <w:p>
+          <w:pPr>
+            <w:pStyle w:val="TOC2"/>
+            <w:tabs>
+              <w:tab w:val="right" w:leader="dot" w:pos="9016"/>
+            </w:tabs>
+            <w:rPr>
+              <w:rFonts w:eastAsiaTheme="minorEastAsia"/>
+              <w:noProof/>
+              <w:lang w:eastAsia="en-GB"/>
+            </w:rPr>
+          </w:pPr>
+          <w:hyperlink w:anchor="_Toc226885941" w:history="1">
+            <w:r>
+              <w:rPr>
+                <w:rStyle w:val="Hyperlink"/>
+                <w:noProof/>
+              </w:rPr>
+              <w:t>2.1 Main Model: Frozen DINOv2 + Custom Detection Head</w:t>
+            </w:r>
+            <w:r>
+              <w:rPr>
+                <w:noProof/>
+                <w:webHidden/>
+              </w:rPr>
+              <w:tab/>
+            </w:r>
+            <w:r>
+              <w:rPr>
+                <w:noProof/>
+                <w:webHidden/>
+              </w:rPr>
+              <w:fldChar w:fldCharType="begin"/>
+            </w:r>
+            <w:r>
+              <w:rPr>
+                <w:noProof/>
+                <w:webHidden/>
+              </w:rPr>
+              <w:instrText xml:space="preserve"> PAGEREF _Toc226885941 \h </w:instrText>
+            </w:r>
+            <w:r>
+              <w:rPr>
+                <w:noProof/>
+                <w:webHidden/>
+              </w:rPr>
+            </w:r>
+            <w:r>
+              <w:rPr>
+                <w:noProof/>
+                <w:webHidden/>
+              </w:rPr>
+              <w:fldChar w:fldCharType="separate"/>
+            </w:r>
+            <w:r>
+              <w:rPr>
+                <w:noProof/>
+                <w:webHidden/>
+              </w:rPr>
+              <w:t>2</w:t>
+            </w:r>
+            <w:r>
+              <w:rPr>
+                <w:noProof/>
+                <w:webHidden/>
+              </w:rPr>
+              <w:fldChar w:fldCharType="end"/>
+            </w:r>
+          </w:hyperlink>
+        </w:p>
+        <w:p>
+          <w:pPr>
+            <w:pStyle w:val="TOC2"/>
+            <w:tabs>
+              <w:tab w:val="right" w:leader="dot" w:pos="9016"/>
+            </w:tabs>
+            <w:rPr>
+              <w:rFonts w:eastAsiaTheme="minorEastAsia"/>
+              <w:noProof/>
+              <w:lang w:eastAsia="en-GB"/>
+            </w:rPr>
+          </w:pPr>
+          <w:hyperlink w:anchor="_Toc226885942" w:history="1">
+            <w:r>
+              <w:rPr>
+                <w:rStyle w:val="Hyperlink"/>
+                <w:noProof/>
+              </w:rPr>
+              <w:t>2.2 Comparison Model: Faster R-CNN with ResNet-50 FPN</w:t>
+            </w:r>
+            <w:r>
+              <w:rPr>
+                <w:noProof/>
+                <w:webHidden/>
+              </w:rPr>
+              <w:tab/>
+            </w:r>
+            <w:r>
+              <w:rPr>
+                <w:noProof/>
+                <w:webHidden/>
+              </w:rPr>
+              <w:fldChar w:fldCharType="begin"/>
+            </w:r>
+            <w:r>
+              <w:rPr>
+                <w:noProof/>
+                <w:webHidden/>
+              </w:rPr>
+              <w:instrText xml:space="preserve"> PAGEREF _Toc226885942 \h </w:instrText>
+            </w:r>
+            <w:r>
+              <w:rPr>
+                <w:noProof/>
+                <w:webHidden/>
+              </w:rPr>
+            </w:r>
+            <w:r>
+              <w:rPr>
+                <w:noProof/>
+                <w:webHidden/>
+              </w:rPr>
+              <w:fldChar w:fldCharType="separate"/>
+            </w:r>
+            <w:r>
+              <w:rPr>
+                <w:noProof/>
+                <w:webHidden/>
+              </w:rPr>
+              <w:t>3</w:t>
+            </w:r>
+            <w:r>
+              <w:rPr>
+                <w:noProof/>
+                <w:webHidden/>
+              </w:rPr>
+              <w:fldChar w:fldCharType="end"/>
+            </w:r>
+          </w:hyperlink>
+        </w:p>
+        <w:p>
+          <w:pPr>
+            <w:pStyle w:val="TOC1"/>
+            <w:tabs>
+              <w:tab w:val="right" w:leader="dot" w:pos="9016"/>
+            </w:tabs>
+            <w:rPr>
+              <w:rFonts w:eastAsiaTheme="minorEastAsia"/>
+              <w:noProof/>
+              <w:lang w:eastAsia="en-GB"/>
+            </w:rPr>
+          </w:pPr>
+          <w:hyperlink w:anchor="_Toc226885943" w:history="1">
+            <w:r>
+              <w:rPr>
+                <w:rStyle w:val="Hyperlink"/>
+                <w:noProof/>
+              </w:rPr>
+              <w:t>3. Experiments and Results</w:t>
+            </w:r>
+            <w:r>
+              <w:rPr>
+                <w:noProof/>
+                <w:webHidden/>
+              </w:rPr>
+              <w:tab/>
+            </w:r>
+            <w:r>
+              <w:rPr>
+                <w:noProof/>
+                <w:webHidden/>
+              </w:rPr>
+              <w:fldChar w:fldCharType="begin"/>
+            </w:r>
+            <w:r>
+              <w:rPr>
+                <w:noProof/>
+                <w:webHidden/>
+              </w:rPr>
+              <w:instrText xml:space="preserve"> PAGEREF _Toc226885943 \h </w:instrText>
+            </w:r>
+            <w:r>
+              <w:rPr>
+                <w:noProof/>
+                <w:webHidden/>
+              </w:rPr>
+            </w:r>
+            <w:r>
+              <w:rPr>
+                <w:noProof/>
+                <w:webHidden/>
+              </w:rPr>
+              <w:fldChar w:fldCharType="separate"/>
+            </w:r>
+            <w:r>
+              <w:rPr>
+                <w:noProof/>
+                <w:webHidden/>
+              </w:rPr>
+              <w:t>4</w:t>
+            </w:r>
+            <w:r>
+              <w:rPr>
+                <w:noProof/>
+                <w:webHidden/>
+              </w:rPr>
+              <w:fldChar w:fldCharType="end"/>
+            </w:r>
+          </w:hyperlink>
+        </w:p>
+        <w:p>
+          <w:pPr>
+            <w:pStyle w:val="TOC2"/>
+            <w:tabs>
+              <w:tab w:val="right" w:leader="dot" w:pos="9016"/>
+            </w:tabs>
+            <w:rPr>
+              <w:rFonts w:eastAsiaTheme="minorEastAsia"/>
+              <w:noProof/>
+              <w:lang w:eastAsia="en-GB"/>
+            </w:rPr>
+          </w:pPr>
+          <w:hyperlink w:anchor="_Toc226885944" w:history="1">
+            <w:r>
+              <w:rPr>
+                <w:rStyle w:val="Hyperlink"/>
+                <w:noProof/>
+              </w:rPr>
+              <w:t>3.1 Experimental Setup</w:t>
+            </w:r>
+            <w:r>
+              <w:rPr>
+                <w:noProof/>
+                <w:webHidden/>
+              </w:rPr>
+              <w:tab/>
+            </w:r>
+            <w:r>
+              <w:rPr>
+                <w:noProof/>
+                <w:webHidden/>
+              </w:rPr>
+              <w:fldChar w:fldCharType="begin"/>
+            </w:r>
+            <w:r>
+              <w:rPr>
+                <w:noProof/>
+                <w:webHidden/>
+              </w:rPr>
+              <w:instrText xml:space="preserve"> PAGEREF _Toc226885944 \h </w:instrText>
+            </w:r>
+            <w:r>
+              <w:rPr>
+                <w:noProof/>
+                <w:webHidden/>
+              </w:rPr>
+            </w:r>
+            <w:r>
+              <w:rPr>
+                <w:noProof/>
+                <w:webHidden/>
+              </w:rPr>
+              <w:fldChar w:fldCharType="separate"/>
+            </w:r>
+            <w:r>
+              <w:rPr>
+                <w:noProof/>
+                <w:webHidden/>
+              </w:rPr>
+              <w:t>4</w:t>
+            </w:r>
+            <w:r>
+              <w:rPr>
+                <w:noProof/>
+                <w:webHidden/>
+              </w:rPr>
+              <w:fldChar w:fldCharType="end"/>
+            </w:r>
+          </w:hyperlink>
+        </w:p>
+        <w:p>
+          <w:pPr>
+            <w:pStyle w:val="TOC2"/>
+            <w:tabs>
+              <w:tab w:val="right" w:leader="dot" w:pos="9016"/>
+            </w:tabs>
+            <w:rPr>
+              <w:rFonts w:eastAsiaTheme="minorEastAsia"/>
+              <w:noProof/>
+              <w:lang w:eastAsia="en-GB"/>
+            </w:rPr>
+          </w:pPr>
+          <w:hyperlink w:anchor="_Toc226885945" w:history="1">
+            <w:r>
+              <w:rPr>
+                <w:rStyle w:val="Hyperlink"/>
+                <w:noProof/>
+              </w:rPr>
+              <w:t>3.2 Quantitative Results</w:t>
+            </w:r>
+            <w:r>
+              <w:rPr>
+                <w:noProof/>
+                <w:webHidden/>
+              </w:rPr>
+              <w:tab/>
+            </w:r>
+            <w:r>
+              <w:rPr>
+                <w:noProof/>
+                <w:webHidden/>
+              </w:rPr>
+              <w:fldChar w:fldCharType="begin"/>
+            </w:r>
+            <w:r>
+              <w:rPr>
+                <w:noProof/>
+                <w:webHidden/>
+              </w:rPr>
+              <w:instrText xml:space="preserve"> PAGEREF _Toc226885945 \h </w:instrText>
+            </w:r>
+            <w:r>
+              <w:rPr>
+                <w:noProof/>
+                <w:webHidden/>
+              </w:rPr>
+            </w:r>
+            <w:r>
+              <w:rPr>
+                <w:noProof/>
+                <w:webHidden/>
+              </w:rPr>
+              <w:fldChar w:fldCharType="separate"/>
+            </w:r>
+            <w:r>
+              <w:rPr>
+                <w:noProof/>
+                <w:webHidden/>
+              </w:rPr>
+              <w:t>4</w:t>
+            </w:r>
+            <w:r>
+              <w:rPr>
+                <w:noProof/>
+                <w:webHidden/>
+              </w:rPr>
+              <w:fldChar w:fldCharType="end"/>
+            </w:r>
+          </w:hyperlink>
+        </w:p>
+        <w:p>
+          <w:pPr>
+            <w:pStyle w:val="TOC2"/>
+            <w:tabs>
+              <w:tab w:val="right" w:leader="dot" w:pos="9016"/>
+            </w:tabs>
+            <w:rPr>
+              <w:rFonts w:eastAsiaTheme="minorEastAsia"/>
+              <w:noProof/>
+              <w:lang w:eastAsia="en-GB"/>
+            </w:rPr>
+          </w:pPr>
+          <w:hyperlink w:anchor="_Toc226885946" w:history="1">
+            <w:r>
+              <w:rPr>
+                <w:rStyle w:val="Hyperlink"/>
+                <w:noProof/>
+              </w:rPr>
+              <w:t>3.3 Qualitative Results</w:t>
+            </w:r>
+            <w:r>
+              <w:rPr>
+                <w:noProof/>
+                <w:webHidden/>
+              </w:rPr>
+              <w:tab/>
+            </w:r>
+            <w:r>
+              <w:rPr>
+                <w:noProof/>
+                <w:webHidden/>
+              </w:rPr>
+              <w:fldChar w:fldCharType="begin"/>
+            </w:r>
+            <w:r>
+              <w:rPr>
+                <w:noProof/>
+                <w:webHidden/>
+              </w:rPr>
+              <w:instrText xml:space="preserve"> PAGEREF _Toc226885946 \h </w:instrText>
+            </w:r>
+            <w:r>
+              <w:rPr>
+                <w:noProof/>
+                <w:webHidden/>
+              </w:rPr>
+            </w:r>
+            <w:r>
+              <w:rPr>
+                <w:noProof/>
+                <w:webHidden/>
+              </w:rPr>
+              <w:fldChar w:fldCharType="separate"/>
+            </w:r>
+            <w:r>
+              <w:rPr>
+                <w:noProof/>
+                <w:webHidden/>
+              </w:rPr>
+              <w:t>5</w:t>
+            </w:r>
+            <w:r>
+              <w:rPr>
+                <w:noProof/>
+                <w:webHidden/>
+              </w:rPr>
+              <w:fldChar w:fldCharType="end"/>
+            </w:r>
+          </w:hyperlink>
+        </w:p>
+        <w:p>
+          <w:pPr>
+            <w:pStyle w:val="TOC1"/>
+            <w:tabs>
+              <w:tab w:val="right" w:leader="dot" w:pos="9016"/>
+            </w:tabs>
+            <w:rPr>
+              <w:rFonts w:eastAsiaTheme="minorEastAsia"/>
+              <w:noProof/>
+              <w:lang w:eastAsia="en-GB"/>
+            </w:rPr>
+          </w:pPr>
+          <w:hyperlink w:anchor="_Toc226885947" w:history="1">
+            <w:r>
+              <w:rPr>
+                <w:rStyle w:val="Hyperlink"/>
+                <w:noProof/>
+              </w:rPr>
+              <w:t>4. Discussion</w:t>
+            </w:r>
+            <w:r>
+              <w:rPr>
+                <w:noProof/>
+                <w:webHidden/>
+              </w:rPr>
+              <w:tab/>
+            </w:r>
+            <w:r>
+              <w:rPr>
+                <w:noProof/>
+                <w:webHidden/>
+              </w:rPr>
+              <w:fldChar w:fldCharType="begin"/>
+            </w:r>
+            <w:r>
+              <w:rPr>
+                <w:noProof/>
+                <w:webHidden/>
+              </w:rPr>
+              <w:instrText xml:space="preserve"> PAGEREF _Toc226885947 \h </w:instrText>
+            </w:r>
+            <w:r>
+              <w:rPr>
+                <w:noProof/>
+                <w:webHidden/>
+              </w:rPr>
+            </w:r>
+            <w:r>
+              <w:rPr>
+                <w:noProof/>
+                <w:webHidden/>
+              </w:rPr>
+              <w:fldChar w:fldCharType="separate"/>
+            </w:r>
+            <w:r>
+              <w:rPr>
+                <w:noProof/>
+                <w:webHidden/>
+              </w:rPr>
+              <w:t>5</w:t>
+            </w:r>
+            <w:r>
+              <w:rPr>
+                <w:noProof/>
+                <w:webHidden/>
+              </w:rPr>
+              <w:fldChar w:fldCharType="end"/>
+            </w:r>
+          </w:hyperlink>
+        </w:p>
+        <w:p>
+          <w:pPr>
+            <w:pStyle w:val="TOC2"/>
+            <w:tabs>
+              <w:tab w:val="right" w:leader="dot" w:pos="9016"/>
+            </w:tabs>
+            <w:rPr>
+              <w:rFonts w:eastAsiaTheme="minorEastAsia"/>
+              <w:noProof/>
+              <w:lang w:eastAsia="en-GB"/>
+            </w:rPr>
+          </w:pPr>
+          <w:hyperlink w:anchor="_Toc226885948" w:history="1">
+            <w:r>
+              <w:rPr>
+                <w:rStyle w:val="Hyperlink"/>
+                <w:noProof/>
+              </w:rPr>
+              <w:t>4.1 Under Limited Compute and Limited Labelled Data</w:t>
+            </w:r>
+            <w:r>
+              <w:rPr>
+                <w:noProof/>
+                <w:webHidden/>
+              </w:rPr>
+              <w:tab/>
+            </w:r>
+            <w:r>
+              <w:rPr>
+                <w:noProof/>
+                <w:webHidden/>
+              </w:rPr>
+              <w:fldChar w:fldCharType="begin"/>
+            </w:r>
+            <w:r>
+              <w:rPr>
+                <w:noProof/>
+                <w:webHidden/>
+              </w:rPr>
+              <w:instrText xml:space="preserve"> PAGEREF _Toc226885948 \h </w:instrText>
+            </w:r>
+            <w:r>
+              <w:rPr>
+                <w:noProof/>
+                <w:webHidden/>
+              </w:rPr>
+            </w:r>
+            <w:r>
+              <w:rPr>
+                <w:noProof/>
+                <w:webHidden/>
+              </w:rPr>
+              <w:fldChar w:fldCharType="separate"/>
+            </w:r>
+            <w:r>
+              <w:rPr>
+                <w:noProof/>
+                <w:webHidden/>
+              </w:rPr>
+              <w:t>5</w:t>
+            </w:r>
+            <w:r>
+              <w:rPr>
+                <w:noProof/>
+                <w:webHidden/>
+              </w:rPr>
+              <w:fldChar w:fldCharType="end"/>
+            </w:r>
+          </w:hyperlink>
+        </w:p>
+        <w:p>
+          <w:pPr>
+            <w:pStyle w:val="TOC2"/>
+            <w:tabs>
+              <w:tab w:val="right" w:leader="dot" w:pos="9016"/>
+            </w:tabs>
+            <w:rPr>
+              <w:rFonts w:eastAsiaTheme="minorEastAsia"/>
+              <w:noProof/>
+              <w:lang w:eastAsia="en-GB"/>
+            </w:rPr>
+          </w:pPr>
+          <w:hyperlink w:anchor="_Toc226885949" w:history="1">
+            <w:r>
+              <w:rPr>
+                <w:rStyle w:val="Hyperlink"/>
+                <w:noProof/>
+              </w:rPr>
+              <w:t>4.2 If More Data and More Compute Were Available</w:t>
+            </w:r>
+            <w:r>
+              <w:rPr>
+                <w:noProof/>
+                <w:webHidden/>
+              </w:rPr>
+              <w:tab/>
+            </w:r>
+            <w:r>
+              <w:rPr>
+                <w:noProof/>
+                <w:webHidden/>
+              </w:rPr>
+              <w:fldChar w:fldCharType="begin"/>
+            </w:r>
+            <w:r>
+              <w:rPr>
+                <w:noProof/>
+                <w:webHidden/>
+              </w:rPr>
+              <w:instrText xml:space="preserve"> PAGEREF _Toc226885949 \h </w:instrText>
+            </w:r>
+            <w:r>
+              <w:rPr>
+                <w:noProof/>
+                <w:webHidden/>
+              </w:rPr>
+            </w:r>
+            <w:r>
+              <w:rPr>
+                <w:noProof/>
+                <w:webHidden/>
+              </w:rPr>
+              <w:fldChar w:fldCharType="separate"/>
+            </w:r>
+            <w:r>
+              <w:rPr>
+                <w:noProof/>
+                <w:webHidden/>
+              </w:rPr>
+              <w:t>6</w:t>
+            </w:r>
+            <w:r>
+              <w:rPr>
+                <w:noProof/>
+                <w:webHidden/>
+              </w:rPr>
+              <w:fldChar w:fldCharType="end"/>
+            </w:r>
+          </w:hyperlink>
+        </w:p>
+        <w:p>
+          <w:pPr>
+            <w:pStyle w:val="TOC2"/>
+            <w:tabs>
+              <w:tab w:val="right" w:leader="dot" w:pos="9016"/>
+            </w:tabs>
+            <w:rPr>
+              <w:rFonts w:eastAsiaTheme="minorEastAsia"/>
+              <w:noProof/>
+              <w:lang w:eastAsia="en-GB"/>
+            </w:rPr>
+          </w:pPr>
+          <w:hyperlink w:anchor="_Toc226885950" w:history="1">
+            <w:r>
+              <w:rPr>
+                <w:rStyle w:val="Hyperlink"/>
+                <w:noProof/>
+              </w:rPr>
+              <w:t>4.3 Connection Back to Assignment 1 Themes</w:t>
+            </w:r>
+            <w:r>
+              <w:rPr>
+                <w:noProof/>
+                <w:webHidden/>
+              </w:rPr>
+              <w:tab/>
+            </w:r>
+            <w:r>
+              <w:rPr>
+                <w:noProof/>
+                <w:webHidden/>
+              </w:rPr>
+              <w:fldChar w:fldCharType="begin"/>
+            </w:r>
+            <w:r>
+              <w:rPr>
+                <w:noProof/>
+                <w:webHidden/>
+              </w:rPr>
+              <w:instrText xml:space="preserve"> PAGEREF _Toc226885950 \h </w:instrText>
+            </w:r>
+            <w:r>
+              <w:rPr>
+                <w:noProof/>
+                <w:webHidden/>
+              </w:rPr>
+            </w:r>
+            <w:r>
+              <w:rPr>
+                <w:noProof/>
+                <w:webHidden/>
+              </w:rPr>
+              <w:fldChar w:fldCharType="separate"/>
+            </w:r>
+            <w:r>
+              <w:rPr>
+                <w:noProof/>
+                <w:webHidden/>
+              </w:rPr>
+              <w:t>6</w:t>
+            </w:r>
+            <w:r>
+              <w:rPr>
+                <w:noProof/>
+                <w:webHidden/>
+              </w:rPr>
+              <w:fldChar w:fldCharType="end"/>
+            </w:r>
+          </w:hyperlink>
+        </w:p>
+        <w:p>
+          <w:pPr>
+            <w:pStyle w:val="TOC3"/>
+            <w:tabs>
+              <w:tab w:val="right" w:leader="dot" w:pos="9016"/>
+            </w:tabs>
+            <w:rPr>
+              <w:rFonts w:eastAsiaTheme="minorEastAsia"/>
+              <w:noProof/>
+              <w:lang w:eastAsia="en-GB"/>
+            </w:rPr>
+          </w:pPr>
+          <w:hyperlink w:anchor="_Toc226885951" w:history="1">
+            <w:r>
+              <w:rPr>
+                <w:rStyle w:val="Hyperlink"/>
+                <w:noProof/>
+              </w:rPr>
+              <w:t>Backbones vs heads</w:t>
+            </w:r>
+            <w:r>
+              <w:rPr>
+                <w:noProof/>
+                <w:webHidden/>
+              </w:rPr>
+              <w:tab/>
+            </w:r>
+            <w:r>
+              <w:rPr>
+                <w:noProof/>
+                <w:webHidden/>
+              </w:rPr>
+              <w:fldChar w:fldCharType="begin"/>
+            </w:r>
+            <w:r>
+              <w:rPr>
+                <w:noProof/>
+                <w:webHidden/>
+              </w:rPr>
+              <w:instrText xml:space="preserve"> PAGEREF _Toc226885951 \h </w:instrText>
+            </w:r>
+            <w:r>
+              <w:rPr>
+                <w:noProof/>
+                <w:webHidden/>
+              </w:rPr>
+            </w:r>
+            <w:r>
+              <w:rPr>
+                <w:noProof/>
+                <w:webHidden/>
+              </w:rPr>
+              <w:fldChar w:fldCharType="separate"/>
+            </w:r>
+            <w:r>
+              <w:rPr>
+                <w:noProof/>
+                <w:webHidden/>
+              </w:rPr>
+              <w:t>6</w:t>
+            </w:r>
+            <w:r>
+              <w:rPr>
+                <w:noProof/>
+                <w:webHidden/>
+              </w:rPr>
+              <w:fldChar w:fldCharType="end"/>
+            </w:r>
+          </w:hyperlink>
+        </w:p>
+        <w:p>
+          <w:pPr>
+            <w:pStyle w:val="TOC3"/>
+            <w:tabs>
+              <w:tab w:val="right" w:leader="dot" w:pos="9016"/>
+            </w:tabs>
+            <w:rPr>
+              <w:rFonts w:eastAsiaTheme="minorEastAsia"/>
+              <w:noProof/>
+              <w:lang w:eastAsia="en-GB"/>
+            </w:rPr>
+          </w:pPr>
+          <w:hyperlink w:anchor="_Toc226885952" w:history="1">
+            <w:r>
+              <w:rPr>
+                <w:rStyle w:val="Hyperlink"/>
+                <w:noProof/>
+              </w:rPr>
+              <w:t>Supervised vs self-supervised pretraining</w:t>
+            </w:r>
+            <w:r>
+              <w:rPr>
+                <w:noProof/>
+                <w:webHidden/>
+              </w:rPr>
+              <w:tab/>
+            </w:r>
+            <w:r>
+              <w:rPr>
+                <w:noProof/>
+                <w:webHidden/>
+              </w:rPr>
+              <w:fldChar w:fldCharType="begin"/>
+            </w:r>
+            <w:r>
+              <w:rPr>
+                <w:noProof/>
+                <w:webHidden/>
+              </w:rPr>
+              <w:instrText xml:space="preserve"> PAGEREF _Toc226885952 \h </w:instrText>
+            </w:r>
+            <w:r>
+              <w:rPr>
+                <w:noProof/>
+                <w:webHidden/>
+              </w:rPr>
+            </w:r>
+            <w:r>
+              <w:rPr>
+                <w:noProof/>
+                <w:webHidden/>
+              </w:rPr>
+              <w:fldChar w:fldCharType="separate"/>
+            </w:r>
+            <w:r>
+              <w:rPr>
+                <w:noProof/>
+                <w:webHidden/>
+              </w:rPr>
+              <w:t>6</w:t>
+            </w:r>
+            <w:r>
+              <w:rPr>
+                <w:noProof/>
+                <w:webHidden/>
+              </w:rPr>
+              <w:fldChar w:fldCharType="end"/>
+            </w:r>
+          </w:hyperlink>
+        </w:p>
+        <w:p>
+          <w:pPr>
+            <w:pStyle w:val="TOC3"/>
+            <w:tabs>
+              <w:tab w:val="right" w:leader="dot" w:pos="9016"/>
+            </w:tabs>
+            <w:rPr>
+              <w:rFonts w:eastAsiaTheme="minorEastAsia"/>
+              <w:noProof/>
+              <w:lang w:eastAsia="en-GB"/>
+            </w:rPr>
+          </w:pPr>
+          <w:hyperlink w:anchor="_Toc226885953" w:history="1">
+            <w:r>
+              <w:rPr>
+                <w:rStyle w:val="Hyperlink"/>
+                <w:noProof/>
+              </w:rPr>
+              <w:t>Reusing a single backbone for many tasks</w:t>
+            </w:r>
+            <w:r>
+              <w:rPr>
+                <w:noProof/>
+                <w:webHidden/>
+              </w:rPr>
+              <w:tab/>
+            </w:r>
+            <w:r>
+              <w:rPr>
+                <w:noProof/>
+                <w:webHidden/>
+              </w:rPr>
+              <w:fldChar w:fldCharType="begin"/>
+            </w:r>
+            <w:r>
+              <w:rPr>
+                <w:noProof/>
+                <w:webHidden/>
+              </w:rPr>
+              <w:instrText xml:space="preserve"> PAGEREF _Toc226885953 \h </w:instrText>
+            </w:r>
+            <w:r>
+              <w:rPr>
+                <w:noProof/>
+                <w:webHidden/>
+              </w:rPr>
+            </w:r>
+            <w:r>
+              <w:rPr>
+                <w:noProof/>
+                <w:webHidden/>
+              </w:rPr>
+              <w:fldChar w:fldCharType="separate"/>
+            </w:r>
+            <w:r>
+              <w:rPr>
+                <w:noProof/>
+                <w:webHidden/>
+              </w:rPr>
+              <w:t>7</w:t>
+            </w:r>
+            <w:r>
+              <w:rPr>
+                <w:noProof/>
+                <w:webHidden/>
+              </w:rPr>
+              <w:fldChar w:fldCharType="end"/>
+            </w:r>
+          </w:hyperlink>
+        </w:p>
+        <w:p>
+          <w:pPr>
+            <w:pStyle w:val="TOC1"/>
+            <w:tabs>
+              <w:tab w:val="right" w:leader="dot" w:pos="9016"/>
+            </w:tabs>
+            <w:rPr>
+              <w:rFonts w:eastAsiaTheme="minorEastAsia"/>
+              <w:noProof/>
+              <w:lang w:eastAsia="en-GB"/>
+            </w:rPr>
+          </w:pPr>
+          <w:hyperlink w:anchor="_Toc226885954" w:history="1">
+            <w:r>
+              <w:rPr>
+                <w:rStyle w:val="Hyperlink"/>
+                <w:noProof/>
+              </w:rPr>
+              <w:t>5. Conclusion</w:t>
+            </w:r>
+            <w:r>
+              <w:rPr>
+                <w:noProof/>
+                <w:webHidden/>
+              </w:rPr>
+              <w:tab/>
+            </w:r>
+            <w:r>
+              <w:rPr>
+                <w:noProof/>
+                <w:webHidden/>
+              </w:rPr>
+              <w:fldChar w:fldCharType="begin"/>
+            </w:r>
+            <w:r>
+              <w:rPr>
+                <w:noProof/>
+                <w:webHidden/>
+              </w:rPr>
+              <w:instrText xml:space="preserve"> PAGEREF _Toc226885954 \h </w:instrText>
+            </w:r>
+            <w:r>
+              <w:rPr>
+                <w:noProof/>
+                <w:webHidden/>
+              </w:rPr>
+            </w:r>
+            <w:r>
+              <w:rPr>
+                <w:noProof/>
+                <w:webHidden/>
+              </w:rPr>
+              <w:fldChar w:fldCharType="separate"/>
+            </w:r>
+            <w:r>
+              <w:rPr>
+                <w:noProof/>
+                <w:webHidden/>
+              </w:rPr>
+              <w:t>7</w:t>
+            </w:r>
+            <w:r>
+              <w:rPr>
+                <w:noProof/>
+                <w:webHidden/>
+              </w:rPr>
+              <w:fldChar w:fldCharType="end"/>
+            </w:r>
+          </w:hyperlink>
+        </w:p>
+        <w:p>
+          <w:pPr>
+            <w:pStyle w:val="TOC1"/>
+            <w:tabs>
+              <w:tab w:val="right" w:leader="dot" w:pos="9016"/>
+            </w:tabs>
+            <w:rPr>
+              <w:rFonts w:eastAsiaTheme="minorEastAsia"/>
+              <w:noProof/>
+              <w:lang w:eastAsia="en-GB"/>
+            </w:rPr>
+          </w:pPr>
+          <w:hyperlink w:anchor="_Toc226885955" w:history="1">
+            <w:r>
+              <w:rPr>
+                <w:rStyle w:val="Hyperlink"/>
+                <w:noProof/>
+              </w:rPr>
+              <w:t>Referenc</w:t>
+            </w:r>
+            <w:r>
+              <w:rPr>
+                <w:rStyle w:val="Hyperlink"/>
+                <w:noProof/>
+              </w:rPr>
+              <w:t>e</w:t>
+            </w:r>
+            <w:r>
+              <w:rPr>
+                <w:rStyle w:val="Hyperlink"/>
+                <w:noProof/>
+              </w:rPr>
+              <w:t>s</w:t>
+            </w:r>
+            <w:r>
+              <w:rPr>
+                <w:noProof/>
+                <w:webHidden/>
+              </w:rPr>
+              <w:tab/>
+            </w:r>
+            <w:r>
+              <w:rPr>
+                <w:noProof/>
+                <w:webHidden/>
+              </w:rPr>
+              <w:fldChar w:fldCharType="begin"/>
+            </w:r>
+            <w:r>
+              <w:rPr>
+                <w:noProof/>
+                <w:webHidden/>
+              </w:rPr>
+              <w:instrText xml:space="preserve"> PAGEREF _Toc226885955 \h </w:instrText>
+            </w:r>
+            <w:r>
+              <w:rPr>
+                <w:noProof/>
+                <w:webHidden/>
+              </w:rPr>
+            </w:r>
+            <w:r>
+              <w:rPr>
+                <w:noProof/>
+                <w:webHidden/>
+              </w:rPr>
+              <w:fldChar w:fldCharType="separate"/>
+            </w:r>
+            <w:r>
+              <w:rPr>
+                <w:noProof/>
+                <w:webHidden/>
+              </w:rPr>
+              <w:t>8</w:t>
+            </w:r>
+            <w:r>
+              <w:rPr>
+                <w:noProof/>
+                <w:webHidden/>
+              </w:rPr>
+              <w:fldChar w:fldCharType="end"/>
+            </w:r>
+          </w:hyperlink>
+        </w:p>
+        <w:p>
           <w:r>
             <w:rPr>
               <w:b/>
@@ -395,21 +1593,19 @@
     </w:p>
     <w:p>
       <w:pPr>
-        <w:rPr>
-          <w:b/>
-          <w:bCs/>
-        </w:rPr>
-      </w:pPr>
-      <w:r>
-        <w:rPr>
-          <w:b/>
-          <w:bCs/>
-        </w:rPr>
+        <w:pStyle w:val="Heading1"/>
+      </w:pPr>
+      <w:bookmarkStart w:id="0" w:name="_Toc226885939"/>
+      <w:r>
         <w:lastRenderedPageBreak/>
         <w:t>1. Task and Data</w:t>
       </w:r>
-    </w:p>
-    <w:p>
+      <w:bookmarkEnd w:id="0"/>
+    </w:p>
+    <w:p>
+      <w:pPr>
+        <w:jc w:val="both"/>
+      </w:pPr>
       <w:r>
         <w:t>This project studies object detection on the </w:t>
       </w:r>
@@ -421,6 +1617,22 @@
         <w:t>PASCAL VOC 2007 detection dataset</w:t>
       </w:r>
       <w:r>
+        <w:rPr>
+          <w:b/>
+          <w:bCs/>
+        </w:rPr>
+        <w:t xml:space="preserve"> </w:t>
+      </w:r>
+      <w:r>
+        <w:t>[1</w:t>
+      </w:r>
+      <w:r>
+        <w:t>, 2</w:t>
+      </w:r>
+      <w:r>
+        <w:t>]</w:t>
+      </w:r>
+      <w:r>
         <w:t> using the restricted class subset </w:t>
       </w:r>
       <w:r>
@@ -471,6 +1683,9 @@
       <w:r>
         <w:t>Training root: data/train-validation-data</w:t>
       </w:r>
+      <w:r>
+        <w:t xml:space="preserve"> [1]</w:t>
+      </w:r>
     </w:p>
     <w:p>
       <w:pPr>
@@ -481,6 +1696,9 @@
       </w:pPr>
       <w:r>
         <w:t>Test root: data/test-data</w:t>
+      </w:r>
+      <w:r>
+        <w:t xml:space="preserve"> [2]</w:t>
       </w:r>
     </w:p>
     <w:p>
@@ -590,7 +1808,13 @@
         </w:numPr>
       </w:pPr>
       <w:r>
-        <w:t>Train subset SHA-256: 28a4ca86db9f501eb0cee8f9403461776aab6e8d6200391b707564073273017e</w:t>
+        <w:t xml:space="preserve">Train </w:t>
+      </w:r>
+      <w:r>
+        <w:t xml:space="preserve">Validate </w:t>
+      </w:r>
+      <w:r>
+        <w:t>subset SHA-256: 28a4ca86db9f501eb0cee8f9403461776aab6e8d6200391b707564073273017e</w:t>
       </w:r>
     </w:p>
     <w:p>
@@ -608,44 +1832,32 @@
       <w:r>
         <w:t xml:space="preserve">This audit trail is useful because it verifies that both models were configured against the same train subset and </w:t>
       </w:r>
-      <w:proofErr w:type="gramStart"/>
-      <w:r>
-        <w:t>exactly the same</w:t>
-      </w:r>
-      <w:proofErr w:type="gramEnd"/>
+      <w:r>
+        <w:t>the same</w:t>
+      </w:r>
       <w:r>
         <w:t xml:space="preserve"> test set.</w:t>
       </w:r>
     </w:p>
     <w:p>
       <w:pPr>
-        <w:rPr>
-          <w:b/>
-          <w:bCs/>
-        </w:rPr>
-      </w:pPr>
-      <w:r>
-        <w:rPr>
-          <w:b/>
-          <w:bCs/>
-        </w:rPr>
+        <w:pStyle w:val="Heading1"/>
+      </w:pPr>
+      <w:bookmarkStart w:id="1" w:name="_Toc226885940"/>
+      <w:r>
         <w:t>2. Model Designs</w:t>
       </w:r>
-    </w:p>
-    <w:p>
-      <w:pPr>
-        <w:rPr>
-          <w:b/>
-          <w:bCs/>
-        </w:rPr>
-      </w:pPr>
-      <w:r>
-        <w:rPr>
-          <w:b/>
-          <w:bCs/>
-        </w:rPr>
+      <w:bookmarkEnd w:id="1"/>
+    </w:p>
+    <w:p>
+      <w:pPr>
+        <w:pStyle w:val="Heading2"/>
+      </w:pPr>
+      <w:bookmarkStart w:id="2" w:name="_Toc226885941"/>
+      <w:r>
         <w:t>2.1 Main Model: Frozen DINOv2 + Custom Detection Head</w:t>
       </w:r>
+      <w:bookmarkEnd w:id="2"/>
     </w:p>
     <w:p>
       <w:r>
@@ -723,6 +1935,7 @@
         </w:numPr>
       </w:pPr>
       <w:r>
+        <w:lastRenderedPageBreak/>
         <w:t>The class token is discarded.</w:t>
       </w:r>
     </w:p>
@@ -734,7 +1947,6 @@
         </w:numPr>
       </w:pPr>
       <w:r>
-        <w:lastRenderedPageBreak/>
         <w:t>The remaining patch tokens are reshaped into a 2D spatial feature map.</w:t>
       </w:r>
     </w:p>
@@ -935,18 +2147,13 @@
     </w:p>
     <w:p>
       <w:pPr>
-        <w:rPr>
-          <w:b/>
-          <w:bCs/>
-        </w:rPr>
-      </w:pPr>
-      <w:r>
-        <w:rPr>
-          <w:b/>
-          <w:bCs/>
-        </w:rPr>
+        <w:pStyle w:val="Heading2"/>
+      </w:pPr>
+      <w:bookmarkStart w:id="3" w:name="_Toc226885942"/>
+      <w:r>
         <w:t>2.2 Comparison Model: Faster R-CNN with ResNet-50 FPN</w:t>
       </w:r>
+      <w:bookmarkEnd w:id="3"/>
     </w:p>
     <w:p>
       <w:r>
@@ -1036,6 +2243,7 @@
         </w:numPr>
       </w:pPr>
       <w:r>
+        <w:lastRenderedPageBreak/>
         <w:t>Approximate trainable parameters: </w:t>
       </w:r>
       <w:r>
@@ -1054,7 +2262,6 @@
         </w:numPr>
       </w:pPr>
       <w:r>
-        <w:lastRenderedPageBreak/>
         <w:t>Total parameters: </w:t>
       </w:r>
       <w:r>
@@ -1072,33 +2279,23 @@
     </w:p>
     <w:p>
       <w:pPr>
-        <w:rPr>
-          <w:b/>
-          <w:bCs/>
-        </w:rPr>
-      </w:pPr>
-      <w:r>
-        <w:rPr>
-          <w:b/>
-          <w:bCs/>
-        </w:rPr>
+        <w:pStyle w:val="Heading1"/>
+      </w:pPr>
+      <w:bookmarkStart w:id="4" w:name="_Toc226885943"/>
+      <w:r>
         <w:t>3. Experiments and Results</w:t>
       </w:r>
-    </w:p>
-    <w:p>
-      <w:pPr>
-        <w:rPr>
-          <w:b/>
-          <w:bCs/>
-        </w:rPr>
-      </w:pPr>
-      <w:r>
-        <w:rPr>
-          <w:b/>
-          <w:bCs/>
-        </w:rPr>
+      <w:bookmarkEnd w:id="4"/>
+    </w:p>
+    <w:p>
+      <w:pPr>
+        <w:pStyle w:val="Heading2"/>
+      </w:pPr>
+      <w:bookmarkStart w:id="5" w:name="_Toc226885944"/>
+      <w:r>
         <w:t>3.1 Experimental Setup</w:t>
       </w:r>
+      <w:bookmarkEnd w:id="5"/>
     </w:p>
     <w:p>
       <w:r>
@@ -1249,18 +2446,13 @@
     </w:p>
     <w:p>
       <w:pPr>
-        <w:rPr>
-          <w:b/>
-          <w:bCs/>
-        </w:rPr>
-      </w:pPr>
-      <w:r>
-        <w:rPr>
-          <w:b/>
-          <w:bCs/>
-        </w:rPr>
+        <w:pStyle w:val="Heading2"/>
+      </w:pPr>
+      <w:bookmarkStart w:id="6" w:name="_Toc226885945"/>
+      <w:r>
         <w:t>3.2 Quantitative Results</w:t>
       </w:r>
+      <w:bookmarkEnd w:id="6"/>
     </w:p>
     <w:p>
       <w:r>
@@ -1612,6 +2804,7 @@
           </w:tcPr>
           <w:p>
             <w:r>
+              <w:lastRenderedPageBreak/>
               <w:t>Faster R-CNN ResNet-50 FPN</w:t>
             </w:r>
           </w:p>
@@ -1717,10 +2910,6 @@
     <w:p/>
     <w:p>
       <w:r>
-        <w:br w:type="page"/>
-      </w:r>
-      <w:r>
-        <w:lastRenderedPageBreak/>
         <w:t>Additional notes from the saved artifacts:</w:t>
       </w:r>
     </w:p>
@@ -1784,18 +2973,13 @@
     </w:p>
     <w:p>
       <w:pPr>
-        <w:rPr>
-          <w:b/>
-          <w:bCs/>
-        </w:rPr>
-      </w:pPr>
-      <w:r>
-        <w:rPr>
-          <w:b/>
-          <w:bCs/>
-        </w:rPr>
+        <w:pStyle w:val="Heading2"/>
+      </w:pPr>
+      <w:bookmarkStart w:id="7" w:name="_Toc226885946"/>
+      <w:r>
         <w:t>3.3 Qualitative Results</w:t>
       </w:r>
+      <w:bookmarkEnd w:id="7"/>
     </w:p>
     <w:p>
       <w:r>
@@ -1844,47 +3028,29 @@
     </w:p>
     <w:p>
       <w:pPr>
-        <w:rPr>
-          <w:b/>
-          <w:bCs/>
-        </w:rPr>
-      </w:pPr>
-      <w:r>
-        <w:rPr>
-          <w:b/>
-          <w:bCs/>
-        </w:rPr>
+        <w:pStyle w:val="Heading1"/>
+      </w:pPr>
+      <w:bookmarkStart w:id="8" w:name="_Toc226885947"/>
+      <w:r>
         <w:t>4. Discussion</w:t>
       </w:r>
-    </w:p>
-    <w:p>
-      <w:pPr>
-        <w:rPr>
-          <w:b/>
-          <w:bCs/>
-        </w:rPr>
-      </w:pPr>
-      <w:r>
-        <w:rPr>
-          <w:b/>
-          <w:bCs/>
-        </w:rPr>
+      <w:bookmarkEnd w:id="8"/>
+    </w:p>
+    <w:p>
+      <w:pPr>
+        <w:pStyle w:val="Heading2"/>
+      </w:pPr>
+      <w:bookmarkStart w:id="9" w:name="_Toc226885948"/>
+      <w:r>
         <w:t xml:space="preserve">4.1 Under Limited Compute and Limited </w:t>
       </w:r>
       <w:r>
-        <w:rPr>
-          <w:b/>
-          <w:bCs/>
-        </w:rPr>
         <w:t>Labelled</w:t>
       </w:r>
       <w:r>
-        <w:rPr>
-          <w:b/>
-          <w:bCs/>
-        </w:rPr>
         <w:t xml:space="preserve"> Data</w:t>
       </w:r>
+      <w:bookmarkEnd w:id="9"/>
     </w:p>
     <w:p>
       <w:r>
@@ -1944,6 +3110,7 @@
         </w:numPr>
       </w:pPr>
       <w:r>
+        <w:lastRenderedPageBreak/>
         <w:t>It makes stronger use of reusable pretrained representation learning.</w:t>
       </w:r>
     </w:p>
@@ -1954,11 +3121,7 @@
     </w:p>
     <w:p>
       <w:r>
-        <w:t xml:space="preserve">By contrast, Faster R-CNN is more likely to perform better once training is completed because its architecture is explicitly designed for object detection, region proposal, and </w:t>
-      </w:r>
-      <w:r>
-        <w:lastRenderedPageBreak/>
-        <w:t>localization. </w:t>
+        <w:t>By contrast, Faster R-CNN is more likely to perform better once training is completed because its architecture is explicitly designed for object detection, region proposal, and localization. </w:t>
       </w:r>
       <w:proofErr w:type="gramStart"/>
       <w:r>
@@ -1971,18 +3134,13 @@
     </w:p>
     <w:p>
       <w:pPr>
-        <w:rPr>
-          <w:b/>
-          <w:bCs/>
-        </w:rPr>
-      </w:pPr>
-      <w:r>
-        <w:rPr>
-          <w:b/>
-          <w:bCs/>
-        </w:rPr>
+        <w:pStyle w:val="Heading2"/>
+      </w:pPr>
+      <w:bookmarkStart w:id="10" w:name="_Toc226885949"/>
+      <w:r>
         <w:t>4.2 If More Data and More Compute Were Available</w:t>
       </w:r>
+      <w:bookmarkEnd w:id="10"/>
     </w:p>
     <w:p>
       <w:r>
@@ -2043,18 +3201,13 @@
     </w:p>
     <w:p>
       <w:pPr>
-        <w:rPr>
-          <w:b/>
-          <w:bCs/>
-        </w:rPr>
-      </w:pPr>
-      <w:r>
-        <w:rPr>
-          <w:b/>
-          <w:bCs/>
-        </w:rPr>
+        <w:pStyle w:val="Heading2"/>
+      </w:pPr>
+      <w:bookmarkStart w:id="11" w:name="_Toc226885950"/>
+      <w:r>
         <w:t>4.3 Connection Back to Assignment 1 Themes</w:t>
       </w:r>
+      <w:bookmarkEnd w:id="11"/>
     </w:p>
     <w:p>
       <w:r>
@@ -2062,13 +3215,14 @@
       </w:r>
     </w:p>
     <w:p>
-      <w:r>
-        <w:rPr>
-          <w:b/>
-          <w:bCs/>
-        </w:rPr>
+      <w:pPr>
+        <w:pStyle w:val="Heading3"/>
+      </w:pPr>
+      <w:bookmarkStart w:id="12" w:name="_Toc226885951"/>
+      <w:r>
         <w:t>Backbones vs heads</w:t>
       </w:r>
+      <w:bookmarkEnd w:id="12"/>
     </w:p>
     <w:p>
       <w:r>
@@ -2076,13 +3230,14 @@
       </w:r>
     </w:p>
     <w:p>
-      <w:r>
-        <w:rPr>
-          <w:b/>
-          <w:bCs/>
-        </w:rPr>
+      <w:pPr>
+        <w:pStyle w:val="Heading3"/>
+      </w:pPr>
+      <w:bookmarkStart w:id="13" w:name="_Toc226885952"/>
+      <w:r>
         <w:t>Supervised vs self-supervised pretraining</w:t>
       </w:r>
+      <w:bookmarkEnd w:id="13"/>
     </w:p>
     <w:p>
       <w:r>
@@ -2090,13 +3245,15 @@
       </w:r>
     </w:p>
     <w:p>
-      <w:r>
-        <w:rPr>
-          <w:b/>
-          <w:bCs/>
-        </w:rPr>
+      <w:pPr>
+        <w:pStyle w:val="Heading3"/>
+      </w:pPr>
+      <w:bookmarkStart w:id="14" w:name="_Toc226885953"/>
+      <w:r>
+        <w:lastRenderedPageBreak/>
         <w:t>Reusing a single backbone for many tasks</w:t>
       </w:r>
+      <w:bookmarkEnd w:id="14"/>
     </w:p>
     <w:p>
       <w:r>
@@ -2105,34 +3262,13 @@
     </w:p>
     <w:p>
       <w:pPr>
-        <w:rPr>
-          <w:b/>
-          <w:bCs/>
-        </w:rPr>
-      </w:pPr>
-      <w:r>
-        <w:rPr>
-          <w:b/>
-          <w:bCs/>
-        </w:rPr>
-        <w:br w:type="page"/>
-      </w:r>
-    </w:p>
-    <w:p>
-      <w:pPr>
-        <w:rPr>
-          <w:b/>
-          <w:bCs/>
-        </w:rPr>
-      </w:pPr>
-      <w:r>
-        <w:rPr>
-          <w:b/>
-          <w:bCs/>
-        </w:rPr>
-        <w:lastRenderedPageBreak/>
+        <w:pStyle w:val="Heading1"/>
+      </w:pPr>
+      <w:bookmarkStart w:id="15" w:name="_Toc226885954"/>
+      <w:r>
         <w:t>5. Conclusion</w:t>
       </w:r>
+      <w:bookmarkEnd w:id="15"/>
     </w:p>
     <w:p>
       <w:r>
@@ -2185,9 +3321,133 @@
         <w:t>The main strategic lesson so far is that a frozen pretrained backbone is appealing under tight compute budgets, but the quality of the downstream detection head is critical. A strong reusable backbone helps, but detection performance still depends heavily on how effectively the head translates those features into localization and classification outputs.</w:t>
       </w:r>
     </w:p>
+    <w:p>
+      <w:pPr>
+        <w:rPr>
+          <w:rFonts w:asciiTheme="majorHAnsi" w:eastAsiaTheme="majorEastAsia" w:hAnsiTheme="majorHAnsi" w:cstheme="majorBidi"/>
+          <w:color w:val="2F5496" w:themeColor="accent1" w:themeShade="BF"/>
+          <w:sz w:val="40"/>
+          <w:szCs w:val="40"/>
+        </w:rPr>
+      </w:pPr>
+      <w:r>
+        <w:br w:type="page"/>
+      </w:r>
+    </w:p>
+    <w:p>
+      <w:pPr>
+        <w:pStyle w:val="Heading1"/>
+      </w:pPr>
+      <w:bookmarkStart w:id="16" w:name="_Toc226885955"/>
+      <w:r>
+        <w:lastRenderedPageBreak/>
+        <w:t>References</w:t>
+      </w:r>
+      <w:bookmarkEnd w:id="16"/>
+    </w:p>
+    <w:p>
+      <w:r>
+        <w:t xml:space="preserve">[1] </w:t>
+      </w:r>
+      <w:r>
+        <w:t>Visual Geometry Group, University of Oxford. PASCAL VOC 2007 training/validation data [Internet]. Oxford: University of Oxford; 2007 [cited 2026 Apr 12]. Available from: </w:t>
+      </w:r>
+      <w:hyperlink r:id="rId9" w:tgtFrame="_blank" w:history="1">
+        <w:r>
+          <w:rPr>
+            <w:rStyle w:val="Hyperlink"/>
+          </w:rPr>
+          <w:t>https://www.robots.ox.ac.uk/~vgg/projects/pascal/VOC/voc2007/VOCtrainval_06-Nov-2007.tar</w:t>
+        </w:r>
+      </w:hyperlink>
+    </w:p>
+    <w:p>
+      <w:r>
+        <w:t xml:space="preserve">[2] </w:t>
+      </w:r>
+      <w:r>
+        <w:t>Visual Geometry Group, University of Oxford. PASCAL VOC 2007 test data [Internet]. Oxford: University of Oxford; 2007 [cited 2026 Apr 12]. Available from: </w:t>
+      </w:r>
+      <w:hyperlink r:id="rId10" w:tgtFrame="_blank" w:history="1">
+        <w:r>
+          <w:rPr>
+            <w:rStyle w:val="Hyperlink"/>
+          </w:rPr>
+          <w:t>https://www.robots.ox.ac.uk/~vgg/projects/pascal/VOC/voc2007/VOCtest_06-Nov-2007.tar</w:t>
+        </w:r>
+      </w:hyperlink>
+    </w:p>
+    <w:p>
+      <w:r>
+        <w:t xml:space="preserve">[3] </w:t>
+      </w:r>
+      <w:r>
+        <w:t xml:space="preserve">Hugging Face. </w:t>
+      </w:r>
+      <w:proofErr w:type="spellStart"/>
+      <w:r>
+        <w:t>facebook</w:t>
+      </w:r>
+      <w:proofErr w:type="spellEnd"/>
+      <w:r>
+        <w:t>/dinov2-small [Internet]. New York: Hugging Face; [cited 2026 Apr 12]. Available from: </w:t>
+      </w:r>
+      <w:hyperlink r:id="rId11" w:tgtFrame="_blank" w:history="1">
+        <w:r>
+          <w:rPr>
+            <w:rStyle w:val="Hyperlink"/>
+          </w:rPr>
+          <w:t>https://huggingface.co/facebook/dinov2-small</w:t>
+        </w:r>
+      </w:hyperlink>
+    </w:p>
+    <w:p>
+      <w:r>
+        <w:t xml:space="preserve">[4] </w:t>
+      </w:r>
+      <w:r>
+        <w:t>PyTorch. </w:t>
+      </w:r>
+      <w:proofErr w:type="gramStart"/>
+      <w:r>
+        <w:t>torchvision.models</w:t>
+      </w:r>
+      <w:proofErr w:type="gramEnd"/>
+      <w:r>
+        <w:t>.</w:t>
+      </w:r>
+      <w:proofErr w:type="gramStart"/>
+      <w:r>
+        <w:t>detection.fasterrcnn</w:t>
+      </w:r>
+      <w:proofErr w:type="gramEnd"/>
+      <w:r>
+        <w:t>_resnet50_fpn</w:t>
+      </w:r>
+      <w:r>
+        <w:t xml:space="preserve"> </w:t>
+      </w:r>
+      <w:r>
+        <w:t>/</w:t>
+      </w:r>
+      <w:r>
+        <w:t xml:space="preserve"> </w:t>
+      </w:r>
+      <w:r>
+        <w:t>FasterRCNN_ResNet50_FPN_Weights.DEFAULT [Internet]. [cited 2026 Apr 12]. Available from: </w:t>
+      </w:r>
+      <w:hyperlink r:id="rId12" w:tgtFrame="_blank" w:history="1">
+        <w:r>
+          <w:rPr>
+            <w:rStyle w:val="Hyperlink"/>
+          </w:rPr>
+          <w:t>https://docs.pytorch.org/vision/master/models/generated/torchvision.models.detection.fasterrcnn_resnet50_fpn.html</w:t>
+        </w:r>
+      </w:hyperlink>
+    </w:p>
     <w:sectPr>
-      <w:headerReference w:type="default" r:id="rId9"/>
-      <w:footerReference w:type="default" r:id="rId10"/>
+      <w:headerReference w:type="default" r:id="rId13"/>
+      <w:footerReference w:type="default" r:id="rId14"/>
       <w:pgSz w:w="11906" w:h="16838"/>
       <w:pgMar w:top="1440" w:right="1440" w:bottom="1440" w:left="1440" w:header="708" w:footer="708" w:gutter="0"/>
       <w:pgNumType w:start="0"/>
@@ -3497,6 +4757,119 @@
     </w:lvl>
   </w:abstractNum>
   <w:abstractNum w:abstractNumId="8" w15:restartNumberingAfterBreak="0">
+    <w:nsid w:val="2C7A10D4"/>
+    <w:multiLevelType w:val="multilevel"/>
+    <w:tmpl w:val="833E50E0"/>
+    <w:lvl w:ilvl="0">
+      <w:start w:val="1"/>
+      <w:numFmt w:val="decimal"/>
+      <w:lvlText w:val="%1."/>
+      <w:lvlJc w:val="left"/>
+      <w:pPr>
+        <w:tabs>
+          <w:tab w:val="num" w:pos="720"/>
+        </w:tabs>
+        <w:ind w:left="720" w:hanging="360"/>
+      </w:pPr>
+    </w:lvl>
+    <w:lvl w:ilvl="1" w:tentative="1">
+      <w:start w:val="1"/>
+      <w:numFmt w:val="decimal"/>
+      <w:lvlText w:val="%2."/>
+      <w:lvlJc w:val="left"/>
+      <w:pPr>
+        <w:tabs>
+          <w:tab w:val="num" w:pos="1440"/>
+        </w:tabs>
+        <w:ind w:left="1440" w:hanging="360"/>
+      </w:pPr>
+    </w:lvl>
+    <w:lvl w:ilvl="2" w:tentative="1">
+      <w:start w:val="1"/>
+      <w:numFmt w:val="decimal"/>
+      <w:lvlText w:val="%3."/>
+      <w:lvlJc w:val="left"/>
+      <w:pPr>
+        <w:tabs>
+          <w:tab w:val="num" w:pos="2160"/>
+        </w:tabs>
+        <w:ind w:left="2160" w:hanging="360"/>
+      </w:pPr>
+    </w:lvl>
+    <w:lvl w:ilvl="3" w:tentative="1">
+      <w:start w:val="1"/>
+      <w:numFmt w:val="decimal"/>
+      <w:lvlText w:val="%4."/>
+      <w:lvlJc w:val="left"/>
+      <w:pPr>
+        <w:tabs>
+          <w:tab w:val="num" w:pos="2880"/>
+        </w:tabs>
+        <w:ind w:left="2880" w:hanging="360"/>
+      </w:pPr>
+    </w:lvl>
+    <w:lvl w:ilvl="4" w:tentative="1">
+      <w:start w:val="1"/>
+      <w:numFmt w:val="decimal"/>
+      <w:lvlText w:val="%5."/>
+      <w:lvlJc w:val="left"/>
+      <w:pPr>
+        <w:tabs>
+          <w:tab w:val="num" w:pos="3600"/>
+        </w:tabs>
+        <w:ind w:left="3600" w:hanging="360"/>
+      </w:pPr>
+    </w:lvl>
+    <w:lvl w:ilvl="5" w:tentative="1">
+      <w:start w:val="1"/>
+      <w:numFmt w:val="decimal"/>
+      <w:lvlText w:val="%6."/>
+      <w:lvlJc w:val="left"/>
+      <w:pPr>
+        <w:tabs>
+          <w:tab w:val="num" w:pos="4320"/>
+        </w:tabs>
+        <w:ind w:left="4320" w:hanging="360"/>
+      </w:pPr>
+    </w:lvl>
+    <w:lvl w:ilvl="6" w:tentative="1">
+      <w:start w:val="1"/>
+      <w:numFmt w:val="decimal"/>
+      <w:lvlText w:val="%7."/>
+      <w:lvlJc w:val="left"/>
+      <w:pPr>
+        <w:tabs>
+          <w:tab w:val="num" w:pos="5040"/>
+        </w:tabs>
+        <w:ind w:left="5040" w:hanging="360"/>
+      </w:pPr>
+    </w:lvl>
+    <w:lvl w:ilvl="7" w:tentative="1">
+      <w:start w:val="1"/>
+      <w:numFmt w:val="decimal"/>
+      <w:lvlText w:val="%8."/>
+      <w:lvlJc w:val="left"/>
+      <w:pPr>
+        <w:tabs>
+          <w:tab w:val="num" w:pos="5760"/>
+        </w:tabs>
+        <w:ind w:left="5760" w:hanging="360"/>
+      </w:pPr>
+    </w:lvl>
+    <w:lvl w:ilvl="8" w:tentative="1">
+      <w:start w:val="1"/>
+      <w:numFmt w:val="decimal"/>
+      <w:lvlText w:val="%9."/>
+      <w:lvlJc w:val="left"/>
+      <w:pPr>
+        <w:tabs>
+          <w:tab w:val="num" w:pos="6480"/>
+        </w:tabs>
+        <w:ind w:left="6480" w:hanging="360"/>
+      </w:pPr>
+    </w:lvl>
+  </w:abstractNum>
+  <w:abstractNum w:abstractNumId="9" w15:restartNumberingAfterBreak="0">
     <w:nsid w:val="2D82029C"/>
     <w:multiLevelType w:val="multilevel"/>
     <w:tmpl w:val="93606A82"/>
@@ -3645,7 +5018,7 @@
       </w:rPr>
     </w:lvl>
   </w:abstractNum>
-  <w:abstractNum w:abstractNumId="9" w15:restartNumberingAfterBreak="0">
+  <w:abstractNum w:abstractNumId="10" w15:restartNumberingAfterBreak="0">
     <w:nsid w:val="37EC1FC4"/>
     <w:multiLevelType w:val="multilevel"/>
     <w:tmpl w:val="A86844F6"/>
@@ -3794,7 +5167,7 @@
       </w:rPr>
     </w:lvl>
   </w:abstractNum>
-  <w:abstractNum w:abstractNumId="10" w15:restartNumberingAfterBreak="0">
+  <w:abstractNum w:abstractNumId="11" w15:restartNumberingAfterBreak="0">
     <w:nsid w:val="4FBF19AF"/>
     <w:multiLevelType w:val="multilevel"/>
     <w:tmpl w:val="1DA822FE"/>
@@ -3943,7 +5316,7 @@
       </w:rPr>
     </w:lvl>
   </w:abstractNum>
-  <w:abstractNum w:abstractNumId="11" w15:restartNumberingAfterBreak="0">
+  <w:abstractNum w:abstractNumId="12" w15:restartNumberingAfterBreak="0">
     <w:nsid w:val="51421C3F"/>
     <w:multiLevelType w:val="multilevel"/>
     <w:tmpl w:val="9C0AB2E8"/>
@@ -4092,7 +5465,7 @@
       </w:rPr>
     </w:lvl>
   </w:abstractNum>
-  <w:abstractNum w:abstractNumId="12" w15:restartNumberingAfterBreak="0">
+  <w:abstractNum w:abstractNumId="13" w15:restartNumberingAfterBreak="0">
     <w:nsid w:val="61DE481D"/>
     <w:multiLevelType w:val="multilevel"/>
     <w:tmpl w:val="6A6C20B8"/>
@@ -4241,7 +5614,7 @@
       </w:rPr>
     </w:lvl>
   </w:abstractNum>
-  <w:abstractNum w:abstractNumId="13" w15:restartNumberingAfterBreak="0">
+  <w:abstractNum w:abstractNumId="14" w15:restartNumberingAfterBreak="0">
     <w:nsid w:val="652162E2"/>
     <w:multiLevelType w:val="multilevel"/>
     <w:tmpl w:val="97146F58"/>
@@ -4390,7 +5763,7 @@
       </w:rPr>
     </w:lvl>
   </w:abstractNum>
-  <w:abstractNum w:abstractNumId="14" w15:restartNumberingAfterBreak="0">
+  <w:abstractNum w:abstractNumId="15" w15:restartNumberingAfterBreak="0">
     <w:nsid w:val="78D95FD9"/>
     <w:multiLevelType w:val="multilevel"/>
     <w:tmpl w:val="86BC795C"/>
@@ -4546,7 +5919,7 @@
     <w:abstractNumId w:val="4"/>
   </w:num>
   <w:num w:numId="3" w16cid:durableId="118645530">
-    <w:abstractNumId w:val="13"/>
+    <w:abstractNumId w:val="14"/>
   </w:num>
   <w:num w:numId="4" w16cid:durableId="596790667">
     <w:abstractNumId w:val="6"/>
@@ -4555,34 +5928,37 @@
     <w:abstractNumId w:val="3"/>
   </w:num>
   <w:num w:numId="6" w16cid:durableId="466556133">
-    <w:abstractNumId w:val="14"/>
+    <w:abstractNumId w:val="15"/>
   </w:num>
   <w:num w:numId="7" w16cid:durableId="1505779891">
-    <w:abstractNumId w:val="10"/>
+    <w:abstractNumId w:val="11"/>
   </w:num>
   <w:num w:numId="8" w16cid:durableId="891770663">
     <w:abstractNumId w:val="2"/>
   </w:num>
   <w:num w:numId="9" w16cid:durableId="1334259396">
-    <w:abstractNumId w:val="8"/>
+    <w:abstractNumId w:val="9"/>
   </w:num>
   <w:num w:numId="10" w16cid:durableId="1149132569">
-    <w:abstractNumId w:val="12"/>
+    <w:abstractNumId w:val="13"/>
   </w:num>
   <w:num w:numId="11" w16cid:durableId="740255742">
     <w:abstractNumId w:val="1"/>
   </w:num>
   <w:num w:numId="12" w16cid:durableId="70589426">
-    <w:abstractNumId w:val="9"/>
+    <w:abstractNumId w:val="10"/>
   </w:num>
   <w:num w:numId="13" w16cid:durableId="2012951628">
-    <w:abstractNumId w:val="11"/>
+    <w:abstractNumId w:val="12"/>
   </w:num>
   <w:num w:numId="14" w16cid:durableId="2038697925">
     <w:abstractNumId w:val="5"/>
   </w:num>
   <w:num w:numId="15" w16cid:durableId="1299064837">
     <w:abstractNumId w:val="7"/>
+  </w:num>
+  <w:num w:numId="16" w16cid:durableId="353121517">
+    <w:abstractNumId w:val="8"/>
   </w:num>
 </w:numbering>
 </file>
@@ -5015,7 +6391,6 @@
     <w:next w:val="Normal"/>
     <w:link w:val="Heading2Char"/>
     <w:uiPriority w:val="9"/>
-    <w:semiHidden/>
     <w:unhideWhenUsed/>
     <w:qFormat/>
     <w:rsid w:val="002036A6"/>
@@ -5038,7 +6413,6 @@
     <w:next w:val="Normal"/>
     <w:link w:val="Heading3Char"/>
     <w:uiPriority w:val="9"/>
-    <w:semiHidden/>
     <w:unhideWhenUsed/>
     <w:qFormat/>
     <w:rsid w:val="002036A6"/>
@@ -5231,7 +6605,6 @@
     <w:basedOn w:val="DefaultParagraphFont"/>
     <w:link w:val="Heading2"/>
     <w:uiPriority w:val="9"/>
-    <w:semiHidden/>
     <w:rsid w:val="002036A6"/>
     <w:rPr>
       <w:rFonts w:asciiTheme="majorHAnsi" w:eastAsiaTheme="majorEastAsia" w:hAnsiTheme="majorHAnsi" w:cstheme="majorBidi"/>
@@ -5245,7 +6618,6 @@
     <w:basedOn w:val="DefaultParagraphFont"/>
     <w:link w:val="Heading3"/>
     <w:uiPriority w:val="9"/>
-    <w:semiHidden/>
     <w:rsid w:val="002036A6"/>
     <w:rPr>
       <w:rFonts w:eastAsiaTheme="majorEastAsia" w:cstheme="majorBidi"/>
@@ -5600,6 +6972,67 @@
       <w14:ligatures w14:val="none"/>
     </w:rPr>
   </w:style>
+  <w:style w:type="paragraph" w:styleId="TOC1">
+    <w:name w:val="toc 1"/>
+    <w:basedOn w:val="Normal"/>
+    <w:next w:val="Normal"/>
+    <w:autoRedefine/>
+    <w:uiPriority w:val="39"/>
+    <w:unhideWhenUsed/>
+    <w:rsid w:val="00F13FC5"/>
+    <w:pPr>
+      <w:spacing w:after="100"/>
+    </w:pPr>
+  </w:style>
+  <w:style w:type="paragraph" w:styleId="TOC2">
+    <w:name w:val="toc 2"/>
+    <w:basedOn w:val="Normal"/>
+    <w:next w:val="Normal"/>
+    <w:autoRedefine/>
+    <w:uiPriority w:val="39"/>
+    <w:unhideWhenUsed/>
+    <w:rsid w:val="00F13FC5"/>
+    <w:pPr>
+      <w:spacing w:after="100"/>
+      <w:ind w:left="240"/>
+    </w:pPr>
+  </w:style>
+  <w:style w:type="paragraph" w:styleId="TOC3">
+    <w:name w:val="toc 3"/>
+    <w:basedOn w:val="Normal"/>
+    <w:next w:val="Normal"/>
+    <w:autoRedefine/>
+    <w:uiPriority w:val="39"/>
+    <w:unhideWhenUsed/>
+    <w:rsid w:val="00F13FC5"/>
+    <w:pPr>
+      <w:spacing w:after="100"/>
+      <w:ind w:left="480"/>
+    </w:pPr>
+  </w:style>
+  <w:style w:type="character" w:styleId="Hyperlink">
+    <w:name w:val="Hyperlink"/>
+    <w:basedOn w:val="DefaultParagraphFont"/>
+    <w:uiPriority w:val="99"/>
+    <w:unhideWhenUsed/>
+    <w:rsid w:val="00F13FC5"/>
+    <w:rPr>
+      <w:color w:val="0563C1" w:themeColor="hyperlink"/>
+      <w:u w:val="single"/>
+    </w:rPr>
+  </w:style>
+  <w:style w:type="character" w:styleId="UnresolvedMention">
+    <w:name w:val="Unresolved Mention"/>
+    <w:basedOn w:val="DefaultParagraphFont"/>
+    <w:uiPriority w:val="99"/>
+    <w:semiHidden/>
+    <w:unhideWhenUsed/>
+    <w:rsid w:val="003F64C6"/>
+    <w:rPr>
+      <w:color w:val="605E5C"/>
+      <w:shd w:val="clear" w:color="auto" w:fill="E1DFDD"/>
+    </w:rPr>
+  </w:style>
 </w:styles>
 </file>
 
@@ -5837,7 +7270,10 @@
   </w:compat>
   <w:rsids>
     <w:rsidRoot w:val="00646D57"/>
+    <w:rsid w:val="00073AAF"/>
+    <w:rsid w:val="001C6DA3"/>
     <w:rsid w:val="0054762F"/>
+    <w:rsid w:val="005B036D"/>
     <w:rsid w:val="00646D57"/>
     <w:rsid w:val="00A448FE"/>
   </w:rsids>
@@ -6627,7 +8063,26 @@
 </file>
 
 <file path=customXml/item2.xml><?xml version="1.0" encoding="utf-8"?>
-<b:Sources xmlns:b="http://schemas.openxmlformats.org/officeDocument/2006/bibliography" xmlns="http://schemas.openxmlformats.org/officeDocument/2006/bibliography" SelectedStyle="\APASixthEditionOfficeOnline.xsl" StyleName="APA" Version="6"/>
+<b:Sources xmlns:b="http://schemas.openxmlformats.org/officeDocument/2006/bibliography" xmlns="http://schemas.openxmlformats.org/officeDocument/2006/bibliography" SelectedStyle="\APASixthEditionOfficeOnline.xsl" StyleName="APA" Version="6">
+  <b:Source>
+    <b:Tag>VocTrainVal07</b:Tag>
+    <b:SourceType>DocumentFromInternetSite</b:SourceType>
+    <b:Guid>{6E7DDEF1-8D9B-4076-B598-4EBB532908A7}</b:Guid>
+    <b:Title>The PASCAL Visual Object Classes Challenge - TrainVal data</b:Title>
+    <b:Year>2007</b:Year>
+    <b:URL>https://www.robots.ox.ac.uk/~vgg/projects/pascal/VOC/voc2007/VOCtrainval_06-Nov-2007.tar</b:URL>
+    <b:RefOrder>1</b:RefOrder>
+  </b:Source>
+  <b:Source>
+    <b:Tag>VocTest07</b:Tag>
+    <b:SourceType>DocumentFromInternetSite</b:SourceType>
+    <b:Guid>{F537F1FB-85CC-49E6-ACE2-2F0DB216439E}</b:Guid>
+    <b:Title>The PASCAL Visual Object Classes Challenge - Test data</b:Title>
+    <b:Year>2007</b:Year>
+    <b:URL>https://www.robots.ox.ac.uk/~vgg/projects/pascal/VOC/voc2007/VOCtest_06-Nov-2007.tar</b:URL>
+    <b:RefOrder>2</b:RefOrder>
+  </b:Source>
+</b:Sources>
 </file>
 
 <file path=customXml/itemProps1.xml><?xml version="1.0" encoding="utf-8"?>
@@ -6639,7 +8094,7 @@
 </file>
 
 <file path=customXml/itemProps2.xml><?xml version="1.0" encoding="utf-8"?>
-<ds:datastoreItem xmlns:ds="http://schemas.openxmlformats.org/officeDocument/2006/customXml" ds:itemID="{F141D3E8-45D0-4701-A01F-06F19ECE4ACF}">
+<ds:datastoreItem xmlns:ds="http://schemas.openxmlformats.org/officeDocument/2006/customXml" ds:itemID="{AB984E0A-360C-4290-A8F5-1C4CB1217494}">
   <ds:schemaRefs>
     <ds:schemaRef ds:uri="http://schemas.openxmlformats.org/officeDocument/2006/bibliography"/>
   </ds:schemaRefs>
